--- a/documents/define/project-tree.docx
+++ b/documents/define/project-tree.docx
@@ -50,19 +50,7 @@
           <w:rPr>
             <w:rStyle w:val="Hyperlink"/>
           </w:rPr>
-          <w:t>ma</w:t>
-        </w:r>
-        <w:r>
-          <w:rPr>
-            <w:rStyle w:val="Hyperlink"/>
-          </w:rPr>
-          <w:t>i</w:t>
-        </w:r>
-        <w:r>
-          <w:rPr>
-            <w:rStyle w:val="Hyperlink"/>
-          </w:rPr>
-          <w:t>n</w:t>
+          <w:t>main</w:t>
         </w:r>
       </w:hyperlink>
     </w:p>
@@ -973,13 +961,7 @@
         <w:rPr>
           <w:bCs/>
         </w:rPr>
-        <w:t>Là</w:t>
-      </w:r>
-      <w:r>
-        <w:rPr>
-          <w:bCs/>
-        </w:rPr>
-        <w:t xml:space="preserve"> package gốc của dự án</w:t>
+        <w:t>Là package gốc của dự án</w:t>
       </w:r>
     </w:p>
     <w:p>
@@ -1072,16 +1054,7 @@
           <w:szCs w:val="32"/>
         </w:rPr>
         <w:lastRenderedPageBreak/>
-        <w:t>src/main/java/com/cinema</w:t>
-      </w:r>
-      <w:r>
-        <w:rPr>
-          <w:b/>
-          <w:bCs/>
-          <w:sz w:val="32"/>
-          <w:szCs w:val="32"/>
-        </w:rPr>
-        <w:t>/config</w:t>
+        <w:t>src/main/java/com/cinema/config</w:t>
       </w:r>
     </w:p>
     <w:bookmarkEnd w:id="7"/>
@@ -1424,16 +1397,7 @@
           <w:sz w:val="32"/>
           <w:szCs w:val="32"/>
         </w:rPr>
-        <w:t>src/main/java/com/cinema</w:t>
-      </w:r>
-      <w:r>
-        <w:rPr>
-          <w:b/>
-          <w:bCs/>
-          <w:sz w:val="32"/>
-          <w:szCs w:val="32"/>
-        </w:rPr>
-        <w:t>/dao</w:t>
+        <w:t>src/main/java/com/cinema/dao</w:t>
       </w:r>
     </w:p>
     <w:p>
@@ -1662,16 +1626,7 @@
           <w:sz w:val="32"/>
           <w:szCs w:val="32"/>
         </w:rPr>
-        <w:t>src/main/java/com/cinema/</w:t>
-      </w:r>
-      <w:r>
-        <w:rPr>
-          <w:b/>
-          <w:bCs/>
-          <w:sz w:val="32"/>
-          <w:szCs w:val="32"/>
-        </w:rPr>
-        <w:t>entity</w:t>
+        <w:t>src/main/java/com/cinema/entity</w:t>
       </w:r>
     </w:p>
     <w:bookmarkEnd w:id="10"/>
@@ -1835,72 +1790,26 @@
           <w:sz w:val="32"/>
           <w:szCs w:val="32"/>
         </w:rPr>
-        <w:t>src/main/java/com/cinema/</w:t>
-      </w:r>
-      <w:r>
-        <w:rPr>
-          <w:b/>
-          <w:bCs/>
-          <w:sz w:val="32"/>
-          <w:szCs w:val="32"/>
-        </w:rPr>
-        <w:t>service</w:t>
-      </w:r>
-    </w:p>
-    <w:p>
-      <w:pPr>
-        <w:rPr>
-          <w:b/>
-          <w:bCs/>
-          <w:sz w:val="32"/>
-          <w:szCs w:val="32"/>
-        </w:rPr>
-      </w:pPr>
-      <w:r>
-        <w:rPr>
-          <w:b/>
-          <w:bCs/>
-          <w:sz w:val="32"/>
-          <w:szCs w:val="32"/>
-        </w:rPr>
-        <w:t>src/main/java/com/cinema/</w:t>
-      </w:r>
-      <w:r>
-        <w:rPr>
-          <w:b/>
-          <w:bCs/>
-          <w:sz w:val="32"/>
-          <w:szCs w:val="32"/>
-        </w:rPr>
-        <w:t>util</w:t>
-      </w:r>
-    </w:p>
-    <w:p>
-      <w:pPr>
-        <w:rPr>
-          <w:b/>
-          <w:bCs/>
-          <w:sz w:val="32"/>
-          <w:szCs w:val="32"/>
-        </w:rPr>
-      </w:pPr>
-      <w:r>
-        <w:rPr>
-          <w:b/>
-          <w:bCs/>
-          <w:sz w:val="32"/>
-          <w:szCs w:val="32"/>
-        </w:rPr>
-        <w:t>src/main/</w:t>
-      </w:r>
-      <w:r>
-        <w:rPr>
-          <w:b/>
-          <w:bCs/>
-          <w:sz w:val="32"/>
-          <w:szCs w:val="32"/>
-        </w:rPr>
-        <w:t>resources/</w:t>
+        <w:t>src/main/java/com/cinema/service</w:t>
+      </w:r>
+    </w:p>
+    <w:p>
+      <w:pPr>
+        <w:rPr>
+          <w:b/>
+          <w:bCs/>
+          <w:sz w:val="32"/>
+          <w:szCs w:val="32"/>
+        </w:rPr>
+      </w:pPr>
+      <w:r>
+        <w:rPr>
+          <w:b/>
+          <w:bCs/>
+          <w:sz w:val="32"/>
+          <w:szCs w:val="32"/>
+        </w:rPr>
+        <w:t>src/main/java/com/cinema/util</w:t>
       </w:r>
     </w:p>
     <w:p>
@@ -1921,154 +1830,119 @@
         </w:rPr>
         <w:t>src/main/resources/</w:t>
       </w:r>
-      <w:r>
-        <w:rPr>
-          <w:b/>
-          <w:bCs/>
-          <w:sz w:val="32"/>
-          <w:szCs w:val="32"/>
-        </w:rPr>
-        <w:t>config</w:t>
-      </w:r>
-    </w:p>
-    <w:p>
-      <w:pPr>
-        <w:rPr>
-          <w:b/>
-          <w:bCs/>
-          <w:sz w:val="32"/>
-          <w:szCs w:val="32"/>
-        </w:rPr>
-      </w:pPr>
-      <w:r>
-        <w:rPr>
-          <w:b/>
-          <w:bCs/>
-          <w:sz w:val="32"/>
-          <w:szCs w:val="32"/>
-        </w:rPr>
-        <w:t>src/main/resources/</w:t>
-      </w:r>
-      <w:r>
-        <w:rPr>
-          <w:b/>
-          <w:bCs/>
-          <w:sz w:val="32"/>
-          <w:szCs w:val="32"/>
-        </w:rPr>
-        <w:t>css</w:t>
-      </w:r>
-    </w:p>
-    <w:p>
-      <w:pPr>
-        <w:rPr>
-          <w:b/>
-          <w:bCs/>
-          <w:sz w:val="32"/>
-          <w:szCs w:val="32"/>
-        </w:rPr>
-      </w:pPr>
-      <w:r>
-        <w:rPr>
-          <w:b/>
-          <w:bCs/>
-          <w:sz w:val="32"/>
-          <w:szCs w:val="32"/>
-        </w:rPr>
-        <w:t>src/main/resources/</w:t>
-      </w:r>
-      <w:r>
-        <w:rPr>
-          <w:b/>
-          <w:bCs/>
-          <w:sz w:val="32"/>
-          <w:szCs w:val="32"/>
-        </w:rPr>
-        <w:t>fxml</w:t>
-      </w:r>
-    </w:p>
-    <w:p>
-      <w:pPr>
-        <w:rPr>
-          <w:b/>
-          <w:bCs/>
-          <w:sz w:val="32"/>
-          <w:szCs w:val="32"/>
-        </w:rPr>
-      </w:pPr>
-      <w:r>
-        <w:rPr>
-          <w:b/>
-          <w:bCs/>
-          <w:sz w:val="32"/>
-          <w:szCs w:val="32"/>
-        </w:rPr>
-        <w:t>src/main/resources/</w:t>
-      </w:r>
-      <w:r>
-        <w:rPr>
-          <w:b/>
-          <w:bCs/>
-          <w:sz w:val="32"/>
-          <w:szCs w:val="32"/>
-        </w:rPr>
-        <w:t>images</w:t>
-      </w:r>
-    </w:p>
-    <w:p>
-      <w:pPr>
-        <w:rPr>
-          <w:b/>
-          <w:bCs/>
-          <w:sz w:val="32"/>
-          <w:szCs w:val="32"/>
-        </w:rPr>
-      </w:pPr>
-      <w:r>
-        <w:rPr>
-          <w:b/>
-          <w:bCs/>
-          <w:sz w:val="32"/>
-          <w:szCs w:val="32"/>
-        </w:rPr>
-        <w:t>src/main/resources/</w:t>
-      </w:r>
-      <w:r>
-        <w:rPr>
-          <w:b/>
-          <w:bCs/>
-          <w:sz w:val="32"/>
-          <w:szCs w:val="32"/>
-        </w:rPr>
-        <w:t>icon</w:t>
-      </w:r>
-    </w:p>
-    <w:p>
-      <w:pPr>
-        <w:rPr>
-          <w:b/>
-          <w:bCs/>
-          <w:sz w:val="32"/>
-          <w:szCs w:val="32"/>
-        </w:rPr>
-      </w:pPr>
-      <w:r>
-        <w:rPr>
-          <w:b/>
-          <w:bCs/>
-          <w:sz w:val="32"/>
-          <w:szCs w:val="32"/>
-        </w:rPr>
-        <w:t>src/main/resources/</w:t>
-      </w:r>
-      <w:r>
-        <w:rPr>
-          <w:b/>
-          <w:bCs/>
-          <w:sz w:val="32"/>
-          <w:szCs w:val="32"/>
-        </w:rPr>
-        <w:t>sql</w:t>
+    </w:p>
+    <w:p>
+      <w:pPr>
+        <w:rPr>
+          <w:b/>
+          <w:bCs/>
+          <w:sz w:val="32"/>
+          <w:szCs w:val="32"/>
+        </w:rPr>
+      </w:pPr>
+      <w:r>
+        <w:rPr>
+          <w:b/>
+          <w:bCs/>
+          <w:sz w:val="32"/>
+          <w:szCs w:val="32"/>
+        </w:rPr>
+        <w:t>src/main/resources/config</w:t>
+      </w:r>
+    </w:p>
+    <w:p>
+      <w:pPr>
+        <w:rPr>
+          <w:b/>
+          <w:bCs/>
+          <w:sz w:val="32"/>
+          <w:szCs w:val="32"/>
+        </w:rPr>
+      </w:pPr>
+      <w:r>
+        <w:rPr>
+          <w:b/>
+          <w:bCs/>
+          <w:sz w:val="32"/>
+          <w:szCs w:val="32"/>
+        </w:rPr>
+        <w:t>src/main/resources/css</w:t>
+      </w:r>
+    </w:p>
+    <w:p>
+      <w:pPr>
+        <w:rPr>
+          <w:b/>
+          <w:bCs/>
+          <w:sz w:val="32"/>
+          <w:szCs w:val="32"/>
+        </w:rPr>
+      </w:pPr>
+      <w:r>
+        <w:rPr>
+          <w:b/>
+          <w:bCs/>
+          <w:sz w:val="32"/>
+          <w:szCs w:val="32"/>
+        </w:rPr>
+        <w:t>src/main/resources/fxml</w:t>
+      </w:r>
+    </w:p>
+    <w:p>
+      <w:pPr>
+        <w:rPr>
+          <w:b/>
+          <w:bCs/>
+          <w:sz w:val="32"/>
+          <w:szCs w:val="32"/>
+        </w:rPr>
+      </w:pPr>
+      <w:r>
+        <w:rPr>
+          <w:b/>
+          <w:bCs/>
+          <w:sz w:val="32"/>
+          <w:szCs w:val="32"/>
+        </w:rPr>
+        <w:t>src/main/resources/images</w:t>
+      </w:r>
+    </w:p>
+    <w:p>
+      <w:pPr>
+        <w:rPr>
+          <w:b/>
+          <w:bCs/>
+          <w:sz w:val="32"/>
+          <w:szCs w:val="32"/>
+        </w:rPr>
+      </w:pPr>
+      <w:r>
+        <w:rPr>
+          <w:b/>
+          <w:bCs/>
+          <w:sz w:val="32"/>
+          <w:szCs w:val="32"/>
+        </w:rPr>
+        <w:t>src/main/resources/icon</w:t>
+      </w:r>
+    </w:p>
+    <w:p>
+      <w:pPr>
+        <w:rPr>
+          <w:b/>
+          <w:bCs/>
+          <w:sz w:val="32"/>
+          <w:szCs w:val="32"/>
+        </w:rPr>
+      </w:pPr>
+      <w:r>
+        <w:rPr>
+          <w:b/>
+          <w:bCs/>
+          <w:sz w:val="32"/>
+          <w:szCs w:val="32"/>
+        </w:rPr>
+        <w:t>src/main/resources/sql</w:t>
       </w:r>
     </w:p>
     <w:p>
@@ -2106,16 +1980,7 @@
           <w:sz w:val="32"/>
           <w:szCs w:val="32"/>
         </w:rPr>
-        <w:t>src/test/</w:t>
-      </w:r>
-      <w:r>
-        <w:rPr>
-          <w:b/>
-          <w:bCs/>
-          <w:sz w:val="32"/>
-          <w:szCs w:val="32"/>
-        </w:rPr>
-        <w:t>com/cinema</w:t>
+        <w:t>src/test/com/cinema</w:t>
       </w:r>
     </w:p>
     <w:p>
@@ -2154,100 +2019,64 @@
           <w:szCs w:val="32"/>
         </w:rPr>
         <w:lastRenderedPageBreak/>
-        <w:t>documents/</w:t>
-      </w:r>
-      <w:r>
-        <w:rPr>
-          <w:b/>
-          <w:bCs/>
-          <w:sz w:val="32"/>
-          <w:szCs w:val="32"/>
-        </w:rPr>
-        <w:t>databases</w:t>
-      </w:r>
-    </w:p>
-    <w:p>
-      <w:pPr>
-        <w:rPr>
-          <w:b/>
-          <w:bCs/>
-          <w:sz w:val="32"/>
-          <w:szCs w:val="32"/>
-        </w:rPr>
-      </w:pPr>
-      <w:r>
-        <w:rPr>
-          <w:b/>
-          <w:bCs/>
-          <w:sz w:val="32"/>
-          <w:szCs w:val="32"/>
-        </w:rPr>
-        <w:t>documents/</w:t>
-      </w:r>
-      <w:r>
-        <w:rPr>
-          <w:b/>
-          <w:bCs/>
-          <w:sz w:val="32"/>
-          <w:szCs w:val="32"/>
-        </w:rPr>
-        <w:t>define</w:t>
-      </w:r>
-    </w:p>
-    <w:p>
-      <w:pPr>
-        <w:rPr>
-          <w:b/>
-          <w:bCs/>
-          <w:sz w:val="32"/>
-          <w:szCs w:val="32"/>
-        </w:rPr>
-      </w:pPr>
-      <w:r>
-        <w:rPr>
-          <w:b/>
-          <w:bCs/>
-          <w:sz w:val="32"/>
-          <w:szCs w:val="32"/>
-        </w:rPr>
-        <w:t>documents/</w:t>
-      </w:r>
-      <w:r>
-        <w:rPr>
-          <w:b/>
-          <w:bCs/>
-          <w:sz w:val="32"/>
-          <w:szCs w:val="32"/>
-        </w:rPr>
-        <w:t>docs</w:t>
-      </w:r>
-    </w:p>
-    <w:p>
-      <w:pPr>
-        <w:rPr>
-          <w:b/>
-          <w:bCs/>
-          <w:sz w:val="32"/>
-          <w:szCs w:val="32"/>
-        </w:rPr>
-      </w:pPr>
-      <w:r>
-        <w:rPr>
-          <w:b/>
-          <w:bCs/>
-          <w:sz w:val="32"/>
-          <w:szCs w:val="32"/>
-        </w:rPr>
-        <w:t>documents/</w:t>
-      </w:r>
-      <w:r>
-        <w:rPr>
-          <w:b/>
-          <w:bCs/>
-          <w:sz w:val="32"/>
-          <w:szCs w:val="32"/>
-        </w:rPr>
-        <w:t xml:space="preserve">instructs </w:t>
+        <w:t>documents/databases</w:t>
+      </w:r>
+    </w:p>
+    <w:p>
+      <w:pPr>
+        <w:rPr>
+          <w:b/>
+          <w:bCs/>
+          <w:sz w:val="32"/>
+          <w:szCs w:val="32"/>
+        </w:rPr>
+      </w:pPr>
+      <w:r>
+        <w:rPr>
+          <w:b/>
+          <w:bCs/>
+          <w:sz w:val="32"/>
+          <w:szCs w:val="32"/>
+        </w:rPr>
+        <w:t>documents/define</w:t>
+      </w:r>
+    </w:p>
+    <w:p>
+      <w:pPr>
+        <w:rPr>
+          <w:b/>
+          <w:bCs/>
+          <w:sz w:val="32"/>
+          <w:szCs w:val="32"/>
+        </w:rPr>
+      </w:pPr>
+      <w:r>
+        <w:rPr>
+          <w:b/>
+          <w:bCs/>
+          <w:sz w:val="32"/>
+          <w:szCs w:val="32"/>
+        </w:rPr>
+        <w:t>documents/docs</w:t>
+      </w:r>
+    </w:p>
+    <w:p>
+      <w:pPr>
+        <w:rPr>
+          <w:b/>
+          <w:bCs/>
+          <w:sz w:val="32"/>
+          <w:szCs w:val="32"/>
+        </w:rPr>
+      </w:pPr>
+      <w:r>
+        <w:rPr>
+          <w:b/>
+          <w:bCs/>
+          <w:sz w:val="32"/>
+          <w:szCs w:val="32"/>
+        </w:rPr>
+        <w:t xml:space="preserve">documents/instructs </w:t>
       </w:r>
     </w:p>
     <w:p>
@@ -3044,6 +2873,7 @@
   <w:style w:type="character" w:default="1" w:styleId="DefaultParagraphFont">
     <w:name w:val="Default Paragraph Font"/>
     <w:uiPriority w:val="1"/>
+    <w:semiHidden/>
     <w:unhideWhenUsed/>
   </w:style>
   <w:style w:type="table" w:default="1" w:styleId="TableNormal">
